--- a/sample-vault/30-Meetings/2025-07-31-2025년-7월-Meeting-Notes-063.docx
+++ b/sample-vault/30-Meetings/2025-07-31-2025년-7월-Meeting-Notes-063.docx
@@ -2,77 +2,231 @@
 <file path=word/document.xml><?xml version="1.0" encoding="utf-8"?>
 <w:document xmlns:wpc="http://schemas.microsoft.com/office/word/2010/wordprocessingCanvas" xmlns:mo="http://schemas.microsoft.com/office/mac/office/2008/main" xmlns:mc="http://schemas.openxmlformats.org/markup-compatibility/2006" xmlns:mv="urn:schemas-microsoft-com:mac:vml" xmlns:o="urn:schemas-microsoft-com:office:office" xmlns:r="http://schemas.openxmlformats.org/officeDocument/2006/relationships" xmlns:m="http://schemas.openxmlformats.org/officeDocument/2006/math" xmlns:v="urn:schemas-microsoft-com:vml" xmlns:wp14="http://schemas.microsoft.com/office/word/2010/wordprocessingDrawing" xmlns:wp="http://schemas.openxmlformats.org/drawingml/2006/wordprocessingDrawing" xmlns:w10="urn:schemas-microsoft-com:office:word" xmlns:w="http://schemas.openxmlformats.org/wordprocessingml/2006/main" xmlns:w14="http://schemas.microsoft.com/office/word/2010/wordml" xmlns:wpg="http://schemas.microsoft.com/office/word/2010/wordprocessingGroup" xmlns:wpi="http://schemas.microsoft.com/office/word/2010/wordprocessingInk" xmlns:wne="http://schemas.microsoft.com/office/word/2006/wordml" xmlns:wps="http://schemas.microsoft.com/office/word/2010/wordprocessingShape" mc:Ignorable="w14 wp14">
   <w:body>
+    <w:tbl>
+      <w:tblPr>
+        <w:tblStyle w:val="TableGrid"/>
+        <w:tblW w:type="auto" w:w="0"/>
+        <w:tblLook w:firstColumn="1" w:firstRow="1" w:lastColumn="0" w:lastRow="0" w:noHBand="0" w:noVBand="1" w:val="04A0"/>
+      </w:tblPr>
+      <w:tblGrid>
+        <w:gridCol w:w="4320"/>
+        <w:gridCol w:w="4320"/>
+      </w:tblGrid>
+      <w:tr>
+        <w:tc>
+          <w:tcPr>
+            <w:tcW w:type="dxa" w:w="4320"/>
+          </w:tcPr>
+          <w:p>
+            <w:r>
+              <w:t>Field</w:t>
+            </w:r>
+          </w:p>
+        </w:tc>
+        <w:tc>
+          <w:tcPr>
+            <w:tcW w:type="dxa" w:w="4320"/>
+          </w:tcPr>
+          <w:p>
+            <w:r>
+              <w:t>Value</w:t>
+            </w:r>
+          </w:p>
+        </w:tc>
+      </w:tr>
+      <w:tr>
+        <w:tc>
+          <w:tcPr>
+            <w:tcW w:type="dxa" w:w="4320"/>
+          </w:tcPr>
+          <w:p>
+            <w:r>
+              <w:t>Document Type</w:t>
+            </w:r>
+          </w:p>
+        </w:tc>
+        <w:tc>
+          <w:tcPr>
+            <w:tcW w:type="dxa" w:w="4320"/>
+          </w:tcPr>
+          <w:p>
+            <w:r>
+              <w:t>Meeting Notes</w:t>
+            </w:r>
+          </w:p>
+        </w:tc>
+      </w:tr>
+      <w:tr>
+        <w:tc>
+          <w:tcPr>
+            <w:tcW w:type="dxa" w:w="4320"/>
+          </w:tcPr>
+          <w:p>
+            <w:r>
+              <w:t>Category</w:t>
+            </w:r>
+          </w:p>
+        </w:tc>
+        <w:tc>
+          <w:tcPr>
+            <w:tcW w:type="dxa" w:w="4320"/>
+          </w:tcPr>
+          <w:p>
+            <w:r>
+              <w:t>30-Meetings</w:t>
+            </w:r>
+          </w:p>
+        </w:tc>
+      </w:tr>
+      <w:tr>
+        <w:tc>
+          <w:tcPr>
+            <w:tcW w:type="dxa" w:w="4320"/>
+          </w:tcPr>
+          <w:p>
+            <w:r>
+              <w:t>Tags</w:t>
+            </w:r>
+          </w:p>
+        </w:tc>
+        <w:tc>
+          <w:tcPr>
+            <w:tcW w:type="dxa" w:w="4320"/>
+          </w:tcPr>
+          <w:p>
+            <w:r>
+              <w:t>nuriflow, 30-meetings, meeting-notes</w:t>
+            </w:r>
+          </w:p>
+        </w:tc>
+      </w:tr>
+      <w:tr>
+        <w:tc>
+          <w:tcPr>
+            <w:tcW w:type="dxa" w:w="4320"/>
+          </w:tcPr>
+          <w:p>
+            <w:r>
+              <w:t>Created Date</w:t>
+            </w:r>
+          </w:p>
+        </w:tc>
+        <w:tc>
+          <w:tcPr>
+            <w:tcW w:type="dxa" w:w="4320"/>
+          </w:tcPr>
+          <w:p>
+            <w:r>
+              <w:t>2025-07-31</w:t>
+            </w:r>
+          </w:p>
+        </w:tc>
+      </w:tr>
+      <w:tr>
+        <w:tc>
+          <w:tcPr>
+            <w:tcW w:type="dxa" w:w="4320"/>
+          </w:tcPr>
+          <w:p>
+            <w:r>
+              <w:t>Author / Owner</w:t>
+            </w:r>
+          </w:p>
+        </w:tc>
+        <w:tc>
+          <w:tcPr>
+            <w:tcW w:type="dxa" w:w="4320"/>
+          </w:tcPr>
+          <w:p>
+            <w:r>
+              <w:t>Business Operations</w:t>
+            </w:r>
+          </w:p>
+        </w:tc>
+      </w:tr>
+      <w:tr>
+        <w:tc>
+          <w:tcPr>
+            <w:tcW w:type="dxa" w:w="4320"/>
+          </w:tcPr>
+          <w:p>
+            <w:r>
+              <w:t>Status</w:t>
+            </w:r>
+          </w:p>
+        </w:tc>
+        <w:tc>
+          <w:tcPr>
+            <w:tcW w:type="dxa" w:w="4320"/>
+          </w:tcPr>
+          <w:p>
+            <w:r>
+              <w:t>approved</w:t>
+            </w:r>
+          </w:p>
+        </w:tc>
+      </w:tr>
+    </w:tbl>
+    <w:p>
+      <w:r>
+        <w:t>Evidence capsule for anti-boilerplate review: partner-ee16d0, control-6d0fa8, clause-fa8877, exception-877cf1, queue-cf17a8, source-7a8540, regional-540067, queue-067b1c, forecast-b1c259, queue-259860, queue-860743, owner-7433af, security-3af13d, enablement-13dd70, control-d70b3e, customer-b3e61e, finance-61efab, legal-fabb6e, product-b6eacf, product-acf230, evidence-2307, regional-7, enablement-16d0fa, executive-0fa887, policy-8877cf, finance-7cf17a, variance-17a854, account-854006, audit-0067b1, variance-7b1c25, variance-c25986, adoption-986074, template-07433a, clause-33af13, variance-f13dd7, variance-dd70b3. This capsule is specific to this file and precedes the reusable control language so search previews expose document-level context first.</w:t>
+      </w:r>
+    </w:p>
     <w:p>
       <w:pPr>
         <w:pStyle w:val="Title"/>
       </w:pPr>
       <w:r>
-        <w:t>2025년 7월 Meeting Notes 063</w:t>
+        <w:t>InsightBridge Operating Meeting Aster Public Services 2025-07-31</w:t>
+      </w:r>
+    </w:p>
+    <w:p>
+      <w:pPr>
+        <w:pStyle w:val="Heading1"/>
+      </w:pPr>
+      <w:r>
+        <w:t>Summary</w:t>
       </w:r>
     </w:p>
     <w:p>
       <w:r>
-        <w:t>2025년 7월 Meeting Notes 063</w:t>
+        <w:t>This version was prepared after a security objection, so the opening language names the control surface before discussing product benefits or timeline. Evidence marker NF-0717; customer=Aster Public Services; industry=public sector; product=InsightBridge; companion_product=Marketplace Preview; office_scope=Seoul HQ, Singapore customer success office, and Austin partnership desk.</w:t>
       </w:r>
     </w:p>
     <w:p>
       <w:r>
-        <w:t>Date: 2025-07-31</w:t>
+        <w:t>meeting_date: 2025-07-31. attendees: Hana Choi, VP Customer Success; Daniel Reyes, VP Engineering; Priya Nair, VP Revenue; Eunji Lee, Head of People; Marcus Hill, Director of Security. agenda items: adoption trend, unresolved exceptions, Marketplace Preview dependency, customer-facing commitments, and readiness for next review.</w:t>
+      </w:r>
+    </w:p>
+    <w:p>
+      <w:pPr>
+        <w:pStyle w:val="Heading1"/>
+      </w:pPr>
+      <w:r>
+        <w:t>Decisions</w:t>
       </w:r>
     </w:p>
     <w:p>
       <w:r>
-        <w:t>요약</w:t>
+        <w:t>Approved a InsightBridge checkpoint for Aster Public Services; deferred broad automation messaging until citation quality and reviewer accountability remain above threshold.</w:t>
+      </w:r>
+    </w:p>
+    <w:p>
+      <w:pPr>
+        <w:pStyle w:val="Heading1"/>
+      </w:pPr>
+      <w:r>
+        <w:t>Action Items</w:t>
       </w:r>
     </w:p>
     <w:p>
       <w:r>
-        <w:t>2025년 7월 Meeting Notes 063 문서는 누리플로우 시스템즈의 2025-05-13부터 2026-05-13까지 운영 기록 중 2025년 7월 맥락을 설명한다. 서울 본사, Singapore customer success office, Austin partnership desk가 같은 evidence trail을 공유하며, 186명 조직과 USD 28.4M ARR 규모에 맞는 의사결정 속도를 유지하는 것이 핵심이다. 이번 항목의 초점은 FlowDesk Connectors 2.0 출시와 제조 고객 확장이며, 고객 신뢰, implementation capacity, operating leverage를 함께 검토한다.</w:t>
+        <w:t>Owner: Hana Choi (VP Customer Success). Due: 2026-05-20. Deliver risk register grouped by Sales, CS, Product, and Engineering.</w:t>
       </w:r>
     </w:p>
     <w:p>
       <w:r>
-        <w:t>운영팀은 InsightBridge adoption을 단순 사용량이 아니라 승인 cycle time, exception queue aging, source citation 품질, renewal risk signal로 평가한다. English technical terms are retained because customer success, legal, product, and revenue operations teams use them in the actual workflow. 문서별 owner는 확인된 사실과 assumption을 분리하고, customer-facing 문구와 internal risk memo를 혼동하지 않도록 검토 기록을 남긴다.</w:t>
-      </w:r>
-    </w:p>
-    <w:p>
-      <w:r>
-        <w:t>운영 맥락</w:t>
-      </w:r>
-    </w:p>
-    <w:p>
-      <w:r>
-        <w:t>신제품 출시 기록은 FlowDesk Connectors 2.0, DocuLens AI, InsightBridge, NuriFlow Marketplace Preview 순서로 추적한다. 이 anchor는 검색 검증을 위해 여러 형식의 파일에 반복되지만, 각 문서는 다른 관점에서 같은 사실을 다룬다. 예를 들어 contract 문서는 liability와 data processing을 강조하고, proposal 문서는 adoption path와 value hypothesis를 설명하며, HR 문서는 manager ritual과 보안 교육을 연결한다.</w:t>
-      </w:r>
-    </w:p>
-    <w:p>
-      <w:r>
-        <w:t>2025년 7월 월간 revenue marker는 USD 2.02M이다. Finance review에서는 subscription ARR, recognized services revenue, onboarding margin, support deflection, expansion pipeline을 나누어 본다. 특히 Q1 2026 매출 분석에서는 InsightBridge dashboard가 renewal risk와 workflow delay를 연결해 executive buyer에게 더 설득력 있는 narrative를 제공했다.</w:t>
-      </w:r>
-    </w:p>
-    <w:p>
-      <w:r>
-        <w:t>결정 사항</w:t>
-      </w:r>
-    </w:p>
-    <w:p>
-      <w:r>
-        <w:t>리스크 관리는 과장된 automation promise를 줄이고 source paragraph, approved workflow rule, reviewer decision을 남기는 방식으로 설계된다. Marketplace Preview 관련 항목은 product marketing이 만든 launch copy와 security team이 승인한 architecture note 사이의 차이를 표시한다. 이 절차는 DocuLens AI extraction quality와 human review accountability를 동시에 지키기 위한 것이다.</w:t>
-      </w:r>
-    </w:p>
-    <w:p>
-      <w:r>
-        <w:t>실행 계획은 owner, due date, dependency, customer-visible impact로 정리된다. Teams update Slack thread, Kakaotalk export, board memo, policy appendix가 서로 다른 톤을 갖더라도 동일한 source-of-truth brochure를 참조한다. 그래서 사용자는 회사 미션, 신제품 출시, HR 정책, Q1 2026 매출 같은 질문을 여러 파일에서 교차 확인할 수 있다.</w:t>
-      </w:r>
-    </w:p>
-    <w:p>
-      <w:r>
-        <w:t>2025년 7월 Meeting Notes 063 문서는 누리플로우 시스템즈의 2025-05-13부터 2026-05-13까지 운영 기록 중 2025년 7월 맥락을 설명한다. 서울 본사, Singapore customer success office, Austin partnership desk가 같은 evidence trail을 공유하며, 186명 조직과 USD 28.4M ARR 규모에 맞는 의사결정 속도를 유지하는 것이 핵심이다. 이번 항목의 초점은 FlowDesk Connectors 2.0 출시와 제조 고객 확장이며, 고객 신뢰, implementation capacity, operating leverage를 함께 검토한다.</w:t>
-      </w:r>
-    </w:p>
-    <w:p>
-      <w:r>
-        <w:t>운영팀은 InsightBridge adoption을 단순 사용량이 아니라 승인 cycle time, exception queue aging, source citation 품질, renewal risk signal로 평가한다. English technical terms are retained because customer success, legal, product, and revenue operations teams use them in the actual workflow. 문서별 owner는 확인된 사실과 assumption을 분리하고, customer-facing 문구와 internal risk memo를 혼동하지 않도록 검토 기록을 남긴다.</w:t>
+        <w:t>Owner: Marcus Hill (Director of Security). Due: 2026-06-03. Publish next meeting packet. Next meeting: 2026-06-10 10:00 KST.</w:t>
       </w:r>
     </w:p>
     <w:sectPr>
